--- a/docs/彼岸物理规律发现挑战赛_赛题说明_更新版.docx
+++ b/docs/彼岸物理规律发现挑战赛_赛题说明_更新版.docx
@@ -4669,7 +4669,7 @@
       </w:pPr>
       <m:oMath>
         <m:r>
-          <m:t>P = 80 / (1 + 5e)</m:t>
+          <m:t>P = 80 / (1 + 10e)</m:t>
         </m:r>
       </m:oMath>
     </w:p>

--- a/docs/彼岸物理规律发现挑战赛_赛题说明_更新版.docx
+++ b/docs/彼岸物理规律发现挑战赛_赛题说明_更新版.docx
@@ -4681,7 +4681,7 @@
         <w:rPr>
           <w:rFonts w:ascii="Times New Roman" w:hAnsi="Times New Roman" w:cs="Times New Roman" w:eastAsia="宋体"/>
         </w:rPr>
-        <w:t>预言分连续下降、不分档：e=0得80分，e=0.01约76.19分，e=0.1约53.33分，e=0.2得40分；误差越大越接近0。各组使用同一固定验证集，不按探索历史更换。</w:t>
+        <w:t>预言分连续下降、不分档：e=0得80分，e=0.01约72.73分，e=0.1得40分，e=0.2约26.67分；误差越大越接近0。各组使用同一固定验证集，不按探索历史更换。</w:t>
       </w:r>
     </w:p>
     <w:p>
